--- a/Layout/Share Capital Certificate.docx
+++ b/Layout/Share Capital Certificate.docx
@@ -4652,6 +4652,70 @@
  
  < N a v W o r d R e p o r t X m l P a r t   x m l n s = " u r n : m i c r o s o f t - d y n a m i c s - n a v / r e p o r t s / S h a r e _ C a p i t a l _ C e r t i f i c a t e / 5 2 1 8 7 3 7 0 / " >   
+     < B C R e p o r t I n f o r m a t i o n > + 
+         < R e p o r t M e t a d a t a > + 
+             < E x t e n s i o n I d > E x t e n s i o n   I D < / E x t e n s i o n I d > + 
+             < E x t e n s i o n N a m e > E x t e n s i o n   N a m e < / E x t e n s i o n N a m e > + 
+             < E x t e n s i o n P u b l i s h e r > E x t e n s i o n   P u b l i s h e r < / E x t e n s i o n P u b l i s h e r > + 
+             < E x t e n s i o n V e r s i o n > E x t e n s i o n   V e r s i o n < / E x t e n s i o n V e r s i o n > + 
+             < R e p o r t I d > R e p o r t   I D < / R e p o r t I d > + 
+             < R e p o r t N a m e > R e p o r t   N a m e < / R e p o r t N a m e > + 
+             < A b o u t T h i s R e p o r t T i t l e > A b o u t   T h i s   R e p o r t   T i t l e < / A b o u t T h i s R e p o r t T i t l e > + 
+             < A b o u t T h i s R e p o r t T e x t > A b o u t   T h i s   R e p o r t   T e x t < / A b o u t T h i s R e p o r t T e x t > + 
+             < R e p o r t H e l p L i n k > R e p o r t   H e l p   L i n k < / R e p o r t H e l p L i n k > + 
+         < / R e p o r t M e t a d a t a > + 
+         < R e p o r t R e q u e s t > + 
+             < T e n a n t E n t r a I d > T e n a n t   E n t r a   I d < / T e n a n t E n t r a I d > + 
+             < E n v i r o n m e n t N a m e > E n v i r o n m e n t   N a m e < / E n v i r o n m e n t N a m e > + 
+             < E n v i r o n m e n t T y p e > E n v i r o n m e n t   T y p e < / E n v i r o n m e n t T y p e > + 
+             < C o m p a n y N a m e > C o m p a n y   N a m e < / C o m p a n y N a m e > + 
+             < C o m p a n y D i s p l a y N a m e > C o m p a n y   D i s p l a y   N a m e < / C o m p a n y D i s p l a y N a m e > + 
+             < C o m p a n y I d > C o m p a n y   I D < / C o m p a n y I d > + 
+             < U s e r N a m e > U s e r   N a m e < / U s e r N a m e > + 
+             < D a t e A n d T i m e > D a t e   a n d   T i m e < / D a t e A n d T i m e > + 
+             < L a n g u a g e > L a n g u a g e < / L a n g u a g e > + 
+             < F o r m a t R e g i o n > F o r m a t   R e g i o n < / F o r m a t R e g i o n > + 
+             < D a t e T i m e V a l u e s > + 
+                 < Y e a r > Y e a r < / Y e a r > + 
+                 < M o n t h N u m b e r > M o n t h   N u m b e r < / M o n t h N u m b e r > + 
+                 < D a y N u m b e r > D a y   N u m b e r < / D a y N u m b e r > + 
+                 < H o u r > H o u r < / H o u r > + 
+                 < M i n u t e > M i n u t e < / M i n u t e > + 
+             < / D a t e T i m e V a l u e s > + 
+         < / R e p o r t R e q u e s t > + 
+     < / B C R e p o r t I n f o r m a t i o n > + 
      < M e m b e r s >   
          < C E O N a m e > C E O N a m e < / C E O N a m e > 
--- a/Layout/Share Capital Certificate.docx
+++ b/Layout/Share Capital Certificate.docx
@@ -4652,70 +4652,6 @@
  
  < N a v W o r d R e p o r t X m l P a r t   x m l n s = " u r n : m i c r o s o f t - d y n a m i c s - n a v / r e p o r t s / S h a r e _ C a p i t a l _ C e r t i f i c a t e / 5 2 1 8 7 3 7 0 / " >   
-     < B C R e p o r t I n f o r m a t i o n > - 
-         < R e p o r t M e t a d a t a > - 
-             < E x t e n s i o n I d > E x t e n s i o n   I D < / E x t e n s i o n I d > - 
-             < E x t e n s i o n N a m e > E x t e n s i o n   N a m e < / E x t e n s i o n N a m e > - 
-             < E x t e n s i o n P u b l i s h e r > E x t e n s i o n   P u b l i s h e r < / E x t e n s i o n P u b l i s h e r > - 
-             < E x t e n s i o n V e r s i o n > E x t e n s i o n   V e r s i o n < / E x t e n s i o n V e r s i o n > - 
-             < R e p o r t I d > R e p o r t   I D < / R e p o r t I d > - 
-             < R e p o r t N a m e > R e p o r t   N a m e < / R e p o r t N a m e > - 
-             < A b o u t T h i s R e p o r t T i t l e > A b o u t   T h i s   R e p o r t   T i t l e < / A b o u t T h i s R e p o r t T i t l e > - 
-             < A b o u t T h i s R e p o r t T e x t > A b o u t   T h i s   R e p o r t   T e x t < / A b o u t T h i s R e p o r t T e x t > - 
-             < R e p o r t H e l p L i n k > R e p o r t   H e l p   L i n k < / R e p o r t H e l p L i n k > - 
-         < / R e p o r t M e t a d a t a > - 
-         < R e p o r t R e q u e s t > - 
-             < T e n a n t E n t r a I d > T e n a n t   E n t r a   I d < / T e n a n t E n t r a I d > - 
-             < E n v i r o n m e n t N a m e > E n v i r o n m e n t   N a m e < / E n v i r o n m e n t N a m e > - 
-             < E n v i r o n m e n t T y p e > E n v i r o n m e n t   T y p e < / E n v i r o n m e n t T y p e > - 
-             < C o m p a n y N a m e > C o m p a n y   N a m e < / C o m p a n y N a m e > - 
-             < C o m p a n y D i s p l a y N a m e > C o m p a n y   D i s p l a y   N a m e < / C o m p a n y D i s p l a y N a m e > - 
-             < C o m p a n y I d > C o m p a n y   I D < / C o m p a n y I d > - 
-             < U s e r N a m e > U s e r   N a m e < / U s e r N a m e > - 
-             < D a t e A n d T i m e > D a t e   a n d   T i m e < / D a t e A n d T i m e > - 
-             < L a n g u a g e > L a n g u a g e < / L a n g u a g e > - 
-             < F o r m a t R e g i o n > F o r m a t   R e g i o n < / F o r m a t R e g i o n > - 
-             < D a t e T i m e V a l u e s > - 
-                 < Y e a r > Y e a r < / Y e a r > - 
-                 < M o n t h N u m b e r > M o n t h   N u m b e r < / M o n t h N u m b e r > - 
-                 < D a y N u m b e r > D a y   N u m b e r < / D a y N u m b e r > - 
-                 < H o u r > H o u r < / H o u r > - 
-                 < M i n u t e > M i n u t e < / M i n u t e > - 
-             < / D a t e T i m e V a l u e s > - 
-         < / R e p o r t R e q u e s t > - 
-     < / B C R e p o r t I n f o r m a t i o n > - 
      < M e m b e r s >   
          < C E O N a m e > C E O N a m e < / C E O N a m e > 
--- a/Layout/Share Capital Certificate.docx
+++ b/Layout/Share Capital Certificate.docx
@@ -4668,6 +4668,8 @@
  
              < R e p o r t N a m e > R e p o r t   N a m e < / R e p o r t N a m e >   
+             < R e p o r t C a p t i o n > R e p o r t   C a p t i o n < / R e p o r t C a p t i o n > + 
              < A b o u t T h i s R e p o r t T i t l e > A b o u t   T h i s   R e p o r t   T i t l e < / A b o u t T h i s R e p o r t T i t l e >   
              < A b o u t T h i s R e p o r t T e x t > A b o u t   T h i s   R e p o r t   T e x t < / A b o u t T h i s R e p o r t T e x t > @@ -4713,6 +4715,84 @@
              < / D a t e T i m e V a l u e s >   
          < / R e p o r t R e q u e s t > + 
+         < C o m p a n y M e t a d a t a > + 
+             < C o m p a n y N a m e > C o m p a n y   N a m e < / C o m p a n y N a m e > + 
+             < C o m p a n y D i s p l a y N a m e > C o m p a n y   D i s p l a y   N a m e < / C o m p a n y D i s p l a y N a m e > + 
+             < C o m p a n y A d d r e s s L i n e s > + 
+                 < C o m p a n y A d d r e s s L i n e 1 > C o m p a n y   A d d r e s s   L i n e   1 < / C o m p a n y A d d r e s s L i n e 1 > + 
+                 < C o m p a n y A d d r e s s L i n e 2 > C o m p a n y   A d d r e s s   L i n e   2 < / C o m p a n y A d d r e s s L i n e 2 > + 
+                 < C o m p a n y A d d r e s s L i n e 3 > C o m p a n y   A d d r e s s   L i n e   3 < / C o m p a n y A d d r e s s L i n e 3 > + 
+                 < C o m p a n y A d d r e s s L i n e 4 > C o m p a n y   A d d r e s s   L i n e   4 < / C o m p a n y A d d r e s s L i n e 4 > + 
+                 < C o m p a n y A d d r e s s L i n e 5 > C o m p a n y   A d d r e s s   L i n e   5 < / C o m p a n y A d d r e s s L i n e 5 > + 
+                 < C o m p a n y A d d r e s s L i n e 6 > C o m p a n y   A d d r e s s   L i n e   6 < / C o m p a n y A d d r e s s L i n e 6 > + 
+                 < C o m p a n y A d d r e s s L i n e 7 > C o m p a n y   A d d r e s s   L i n e   7 < / C o m p a n y A d d r e s s L i n e 7 > + 
+                 < C o m p a n y A d d r e s s L i n e 8 > C o m p a n y   A d d r e s s   L i n e   8 < / C o m p a n y A d d r e s s L i n e 8 > + 
+             < / C o m p a n y A d d r e s s L i n e s > + 
+             < C o m p a n y P h o n e > C o m p a n y   P h o n e < / C o m p a n y P h o n e > + 
+             < C o m p a n y P h o n e C a p t i o n > C o m p a n y   P h o n e   C a p t i o n < / C o m p a n y P h o n e C a p t i o n > + 
+             < C o m p a n y F a x N o > C o m p a n y   F a x   N o . < / C o m p a n y F a x N o > + 
+             < C o m p a n y F a x N o C a p t i o n > C o m p a n y   F a x   N o .   C a p t i o n < / C o m p a n y F a x N o C a p t i o n > + 
+             < C o m p a n y E m a i l > C o m p a n y   E m a i l < / C o m p a n y E m a i l > + 
+             < C o m p a n y E m a i l C a p t i o n > C o m p a n y   E m a i l   C a p t i o n < / C o m p a n y E m a i l C a p t i o n > + 
+             < C o m p a n y H o m e P a g e > C o m p a n y   H o m e   P a g e < / C o m p a n y H o m e P a g e > + 
+             < C o m p a n y H o m e P a g e C a p t i o n > C o m p a n y   H o m e   P a g e   C a p t i o n < / C o m p a n y H o m e P a g e C a p t i o n > + 
+             < C o m p a n y L o g o > C o m p a n y   L o g o < / C o m p a n y L o g o > + 
+             < C o m p a n y V A T R e g i s t r a t i o n N o > C o m p a n y   V A T   R e g i s t r a t i o n   N o . < / C o m p a n y V A T R e g i s t r a t i o n N o > + 
+             < C o m p a n y V A T R e g i s t r a t i o n N o C a p t i o n > C o m p a n y   V A T   R e g i s t r a t i o n   N o .   C a p t i o n < / C o m p a n y V A T R e g i s t r a t i o n N o C a p t i o n > + 
+             < C o m p a n y R e g i s t r a t i o n N o > C o m p a n y   R e g i s t r a t i o n   N o . < / C o m p a n y R e g i s t r a t i o n N o > + 
+             < C o m p a n y R e g i s t r a t i o n N o C a p t i o n > C o m p a n y   R e g i s t r a t i o n   N o .   C a p t i o n < / C o m p a n y R e g i s t r a t i o n N o C a p t i o n > + 
+             < C o m p a n y B a n k N a m e > C o m p a n y   B a n k   N a m e < / C o m p a n y B a n k N a m e > + 
+             < C o m p a n y B a n k N a m e C a p t i o n > C o m p a n y   B a n k   N a m e   C a p t i o n < / C o m p a n y B a n k N a m e C a p t i o n > + 
+             < C o m p a n y B a n k A c c o u n t N o > C o m p a n y   B a n k   A c c o u n t   N o . < / C o m p a n y B a n k A c c o u n t N o > + 
+             < C o m p a n y B a n k A c c o u n t N o C a p t i o n > C o m p a n y   B a n k   A c c o u n t   N o .   C a p t i o n < / C o m p a n y B a n k A c c o u n t N o C a p t i o n > + 
+             < C o m p a n y B a n k B r a n c h N o > C o m p a n y   B a n k   B r a n c h   N o . < / C o m p a n y B a n k B r a n c h N o > + 
+             < C o m p a n y B a n k B r a n c h N o C a p t i o n > C o m p a n y   B a n k   B r a n c h   N o .   C a p t i o n < / C o m p a n y B a n k B r a n c h N o C a p t i o n > + 
+             < C o m p a n y I B A N > C o m p a n y   I B A N < / C o m p a n y I B A N > + 
+             < C o m p a n y I B A N C a p t i o n > C o m p a n y   I B A N   C a p t i o n < / C o m p a n y I B A N C a p t i o n > + 
+             < C o m p a n y B a n k S W I F T > C o m p a n y   B a n k   S W I F T < / C o m p a n y B a n k S W I F T > + 
+             < C o m p a n y B a n k S W I F T C a p t i o n > C o m p a n y   B a n k   S W I F T   C a p t i o n < / C o m p a n y B a n k S W I F T C a p t i o n > + 
+             < C o m p a n y G i r o N o > C o m p a n y   G i r o   N o . < / C o m p a n y G i r o N o > + 
+             < C o m p a n y G i r o N o C a p t i o n > C o m p a n y   G i r o   N o .   C a p t i o n < / C o m p a n y G i r o N o C a p t i o n > + 
+         < / C o m p a n y M e t a d a t a >   
      < / B C R e p o r t I n f o r m a t i o n >   
@@ -4767,6 +4847,205 @@
 
 <file path=customXml/item2.xml><?xml version="1.0" encoding="utf-8"?>
 <b:Sources xmlns:b="http://schemas.openxmlformats.org/officeDocument/2006/bibliography" xmlns="http://schemas.openxmlformats.org/officeDocument/2006/bibliography" SelectedStyle="\APASixthEditionOfficeOnline.xsl" StyleName="APA" Version="6"/>
+</file>
+
+<file path=customXml/item3.xml>��< ? x m l   v e r s i o n = " 1 . 0 "   e n c o d i n g = " u t f - 1 6 " ? > + 
+ < N a v W o r d R e p o r t X m l P a r t   x m l n s = " u r n : m i c r o s o f t - d y n a m i c s - b u s i n e s s c e n t r a l / i n t e r n a l / e x t e n d e d / r e p o r t s / S h a r e _ C a p i t a l _ C e r t i f i c a t e / 5 2 1 8 7 3 7 0 / " > + 
+     < B C R e p o r t I n f o r m a t i o n > + 
+         < R e p o r t M e t a d a t a > + 
+             < E x t e n s i o n I d > E x t e n s i o n   I D < / E x t e n s i o n I d > + 
+             < E x t e n s i o n N a m e > E x t e n s i o n   N a m e < / E x t e n s i o n N a m e > + 
+             < E x t e n s i o n P u b l i s h e r > E x t e n s i o n   P u b l i s h e r < / E x t e n s i o n P u b l i s h e r > + 
+             < E x t e n s i o n V e r s i o n > E x t e n s i o n   V e r s i o n < / E x t e n s i o n V e r s i o n > + 
+             < R e p o r t I d > R e p o r t   I D < / R e p o r t I d > + 
+             < R e p o r t N a m e > R e p o r t   N a m e < / R e p o r t N a m e > + 
+             < R e p o r t C a p t i o n > R e p o r t   C a p t i o n < / R e p o r t C a p t i o n > + 
+             < A b o u t T h i s R e p o r t T i t l e > A b o u t   T h i s   R e p o r t   T i t l e < / A b o u t T h i s R e p o r t T i t l e > + 
+             < A b o u t T h i s R e p o r t T e x t > A b o u t   T h i s   R e p o r t   T e x t < / A b o u t T h i s R e p o r t T e x t > + 
+             < R e p o r t H e l p L i n k > R e p o r t   H e l p   L i n k < / R e p o r t H e l p L i n k > + 
+         < / R e p o r t M e t a d a t a > + 
+         < R e p o r t R e q u e s t > + 
+             < T e n a n t E n t r a I d > T e n a n t   E n t r a   I d < / T e n a n t E n t r a I d > + 
+             < E n v i r o n m e n t N a m e > E n v i r o n m e n t   N a m e < / E n v i r o n m e n t N a m e > + 
+             < E n v i r o n m e n t T y p e > E n v i r o n m e n t   T y p e < / E n v i r o n m e n t T y p e > + 
+             < C o m p a n y N a m e > C o m p a n y   N a m e < / C o m p a n y N a m e > + 
+             < C o m p a n y D i s p l a y N a m e > C o m p a n y   D i s p l a y   N a m e < / C o m p a n y D i s p l a y N a m e > + 
+             < C o m p a n y I d > C o m p a n y   I D < / C o m p a n y I d > + 
+             < U s e r N a m e > U s e r   N a m e < / U s e r N a m e > + 
+             < D a t e A n d T i m e > D a t e   a n d   T i m e < / D a t e A n d T i m e > + 
+             < L a n g u a g e > L a n g u a g e < / L a n g u a g e > + 
+             < F o r m a t R e g i o n > F o r m a t   R e g i o n < / F o r m a t R e g i o n > + 
+             < D a t e T i m e V a l u e s > + 
+                 < Y e a r > Y e a r < / Y e a r > + 
+                 < M o n t h N u m b e r > M o n t h   N u m b e r < / M o n t h N u m b e r > + 
+                 < D a y N u m b e r > D a y   N u m b e r < / D a y N u m b e r > + 
+                 < H o u r > H o u r < / H o u r > + 
+                 < M i n u t e > M i n u t e < / M i n u t e > + 
+             < / D a t e T i m e V a l u e s > + 
+         < / R e p o r t R e q u e s t > + 
+         < C o m p a n y M e t a d a t a > + 
+             < C o m p a n y N a m e > C o m p a n y   N a m e < / C o m p a n y N a m e > + 
+             < C o m p a n y D i s p l a y N a m e > C o m p a n y   D i s p l a y   N a m e < / C o m p a n y D i s p l a y N a m e > + 
+             < C o m p a n y A d d r e s s L i n e s > + 
+                 < C o m p a n y A d d r e s s L i n e 1 > C o m p a n y   A d d r e s s   L i n e   1 < / C o m p a n y A d d r e s s L i n e 1 > + 
+                 < C o m p a n y A d d r e s s L i n e 2 > C o m p a n y   A d d r e s s   L i n e   2 < / C o m p a n y A d d r e s s L i n e 2 > + 
+                 < C o m p a n y A d d r e s s L i n e 3 > C o m p a n y   A d d r e s s   L i n e   3 < / C o m p a n y A d d r e s s L i n e 3 > + 
+                 < C o m p a n y A d d r e s s L i n e 4 > C o m p a n y   A d d r e s s   L i n e   4 < / C o m p a n y A d d r e s s L i n e 4 > + 
+                 < C o m p a n y A d d r e s s L i n e 5 > C o m p a n y   A d d r e s s   L i n e   5 < / C o m p a n y A d d r e s s L i n e 5 > + 
+                 < C o m p a n y A d d r e s s L i n e 6 > C o m p a n y   A d d r e s s   L i n e   6 < / C o m p a n y A d d r e s s L i n e 6 > + 
+                 < C o m p a n y A d d r e s s L i n e 7 > C o m p a n y   A d d r e s s   L i n e   7 < / C o m p a n y A d d r e s s L i n e 7 > + 
+                 < C o m p a n y A d d r e s s L i n e 8 > C o m p a n y   A d d r e s s   L i n e   8 < / C o m p a n y A d d r e s s L i n e 8 > + 
+             < / C o m p a n y A d d r e s s L i n e s > + 
+             < C o m p a n y P h o n e > C o m p a n y   P h o n e < / C o m p a n y P h o n e > + 
+             < C o m p a n y P h o n e C a p t i o n > C o m p a n y   P h o n e   C a p t i o n < / C o m p a n y P h o n e C a p t i o n > + 
+             < C o m p a n y F a x N o > C o m p a n y   F a x   N o . < / C o m p a n y F a x N o > + 
+             < C o m p a n y F a x N o C a p t i o n > C o m p a n y   F a x   N o .   C a p t i o n < / C o m p a n y F a x N o C a p t i o n > + 
+             < C o m p a n y E m a i l > C o m p a n y   E m a i l < / C o m p a n y E m a i l > + 
+             < C o m p a n y E m a i l C a p t i o n > C o m p a n y   E m a i l   C a p t i o n < / C o m p a n y E m a i l C a p t i o n > + 
+             < C o m p a n y H o m e P a g e > C o m p a n y   H o m e   P a g e < / C o m p a n y H o m e P a g e > + 
+             < C o m p a n y H o m e P a g e C a p t i o n > C o m p a n y   H o m e   P a g e   C a p t i o n < / C o m p a n y H o m e P a g e C a p t i o n > + 
+             < C o m p a n y L o g o > C o m p a n y   L o g o < / C o m p a n y L o g o > + 
+             < C o m p a n y V A T R e g i s t r a t i o n N o > C o m p a n y   V A T   R e g i s t r a t i o n   N o . < / C o m p a n y V A T R e g i s t r a t i o n N o > + 
+             < C o m p a n y V A T R e g i s t r a t i o n N o C a p t i o n > C o m p a n y   V A T   R e g i s t r a t i o n   N o .   C a p t i o n < / C o m p a n y V A T R e g i s t r a t i o n N o C a p t i o n > + 
+             < C o m p a n y R e g i s t r a t i o n N o > C o m p a n y   R e g i s t r a t i o n   N o . < / C o m p a n y R e g i s t r a t i o n N o > + 
+             < C o m p a n y R e g i s t r a t i o n N o C a p t i o n > C o m p a n y   R e g i s t r a t i o n   N o .   C a p t i o n < / C o m p a n y R e g i s t r a t i o n N o C a p t i o n > + 
+             < C o m p a n y B a n k N a m e > C o m p a n y   B a n k   N a m e < / C o m p a n y B a n k N a m e > + 
+             < C o m p a n y B a n k N a m e C a p t i o n > C o m p a n y   B a n k   N a m e   C a p t i o n < / C o m p a n y B a n k N a m e C a p t i o n > + 
+             < C o m p a n y B a n k A c c o u n t N o > C o m p a n y   B a n k   A c c o u n t   N o . < / C o m p a n y B a n k A c c o u n t N o > + 
+             < C o m p a n y B a n k A c c o u n t N o C a p t i o n > C o m p a n y   B a n k   A c c o u n t   N o .   C a p t i o n < / C o m p a n y B a n k A c c o u n t N o C a p t i o n > + 
+             < C o m p a n y B a n k B r a n c h N o > C o m p a n y   B a n k   B r a n c h   N o . < / C o m p a n y B a n k B r a n c h N o > + 
+             < C o m p a n y B a n k B r a n c h N o C a p t i o n > C o m p a n y   B a n k   B r a n c h   N o .   C a p t i o n < / C o m p a n y B a n k B r a n c h N o C a p t i o n > + 
+             < C o m p a n y I B A N > C o m p a n y   I B A N < / C o m p a n y I B A N > + 
+             < C o m p a n y I B A N C a p t i o n > C o m p a n y   I B A N   C a p t i o n < / C o m p a n y I B A N C a p t i o n > + 
+             < C o m p a n y B a n k S W I F T > C o m p a n y   B a n k   S W I F T < / C o m p a n y B a n k S W I F T > + 
+             < C o m p a n y B a n k S W I F T C a p t i o n > C o m p a n y   B a n k   S W I F T   C a p t i o n < / C o m p a n y B a n k S W I F T C a p t i o n > + 
+             < C o m p a n y G i r o N o > C o m p a n y   G i r o   N o . < / C o m p a n y G i r o N o > + 
+             < C o m p a n y G i r o N o C a p t i o n > C o m p a n y   G i r o   N o .   C a p t i o n < / C o m p a n y G i r o N o C a p t i o n > + 
+         < / C o m p a n y M e t a d a t a > + 
+     < / B C R e p o r t I n f o r m a t i o n > + 
+     < T o o l t i p s   / > + 
+     < M e m b e r s   E l e m e n t T y p e = " D a t a I t e m "   E l e m e n t I d = " 2 1 0 0 2 1 0 1 7 4 " > + 
+         < C E O N a m e   E l e m e n t T y p e = " C o l u m n "   E l e m e n t I d = " 1 4 6 1 1 1 7 9 1 7 "   D a t a T y p e = " T e x t " > C E O N a m e < / C E O N a m e > + 
+         < C E O _ S i g n a t u r e   E l e m e n t T y p e = " C o l u m n "   E l e m e n t I d = " 1 7 0 9 9 4 2 0 0 7 "   D a t a T y p e = " B l o b "   / > + 
+         < C o m p a n y N a m e   E l e m e n t T y p e = " C o l u m n "   E l e m e n t I d = " 1 5 9 5 4 7 7 3 9 5 "   D a t a T y p e = " T e x t " > C o m p a n y N a m e < / C o m p a n y N a m e > + 
+         < D i r e c t o r N a m e   E l e m e n t T y p e = " C o l u m n "   E l e m e n t I d = " 5 2 4 0 3 1 8 8 6 "   D a t a T y p e = " T e x t " > D i r e c t o r N a m e < / D i r e c t o r N a m e > + 
+         < D i r e c t o r _ S i g n a t u r e   E l e m e n t T y p e = " C o l u m n "   E l e m e n t I d = " 2 0 0 0 8 5 1 3 9 8 "   D a t a T y p e = " B l o b "   / > + 
+         < E m a i l   E l e m e n t T y p e = " C o l u m n "   E l e m e n t I d = " 8 6 1 5 1 0 3 5 1 "   D a t a T y p e = " T e x t " > E m a i l < / E m a i l > + 
+         < I S O C e r t i f i c a t i o n   E l e m e n t T y p e = " C o l u m n "   E l e m e n t I d = " 1 9 9 1 2 8 0 8 4 0 "   D a t a T y p e = " T e x t " > I S O C e r t i f i c a t i o n < / I S O C e r t i f i c a t i o n > + 
+         < N a m e   E l e m e n t T y p e = " C o l u m n "   E l e m e n t I d = " 8 1 4 0 6 8 7 0 6 "   D a t a T y p e = " T e x t " > N a m e < / N a m e > + 
+         < N o   E l e m e n t T y p e = " C o l u m n "   E l e m e n t I d = " 1 1 9 8 2 6 8 3 4 0 "   D a t a T y p e = " C o d e " > N o < / N o > + 
+         < N o o f S h a r e s   E l e m e n t T y p e = " C o l u m n "   E l e m e n t I d = " 2 1 4 8 2 8 3 0 1 "   D a t a T y p e = " D e c i m a l " > N o o f S h a r e s < / N o o f S h a r e s > + 
+         < P h y s i c a l A d d r e s s   E l e m e n t T y p e = " C o l u m n "   E l e m e n t I d = " 1 4 0 3 6 7 6 0 9 8 "   D a t a T y p e = " T e x t " > P h y s i c a l A d d r e s s < / P h y s i c a l A d d r e s s > + 
+         < P i c t u r e   E l e m e n t T y p e = " C o l u m n "   E l e m e n t I d = " 5 5 2 8 6 2 1 0 3 "   D a t a T y p e = " B l o b "   / > + 
+         < P o s t O f f i c e A d d r e s s   E l e m e n t T y p e = " C o l u m n "   E l e m e n t I d = " 2 4 3 7 5 0 6 9 1 "   D a t a T y p e = " T e x t " > P o s t O f f i c e A d d r e s s < / P o s t O f f i c e A d d r e s s > + 
+         < P r i m a r y I d e n t i f i c a t i o n   E l e m e n t T y p e = " C o l u m n "   E l e m e n t I d = " 1 6 5 3 7 6 4 0 4 5 "   D a t a T y p e = " C o d e " > P r i m a r y I d e n t i f i c a t i o n < / P r i m a r y I d e n t i f i c a t i o n > + 
+         < P r i n t i n g D a t e   E l e m e n t T y p e = " C o l u m n "   E l e m e n t I d = " 1 5 8 0 7 8 1 1 3 6 "   D a t a T y p e = " T e x t " > P r i n t i n g D a t e < / P r i n t i n g D a t e > + 
+         < S A C C O N a m e   E l e m e n t T y p e = " C o l u m n "   E l e m e n t I d = " 4 8 7 6 9 7 7 5 9 "   D a t a T y p e = " T e x t " > S A C C O N a m e < / S A C C O N a m e > + 
+         < S h a r e C a p B a l a n c e   E l e m e n t T y p e = " C o l u m n "   E l e m e n t I d = " 1 7 3 9 2 2 9 7 1 6 "   D a t a T y p e = " D e c i m a l " > S h a r e C a p B a l a n c e < / S h a r e C a p B a l a n c e > + 
+         < S h a r e P r i c e   E l e m e n t T y p e = " C o l u m n "   E l e m e n t I d = " 1 0 5 6 6 3 7 4 6 1 "   D a t a T y p e = " D e c i m a l " > S h a r e P r i c e < / S h a r e P r i c e > + 
+         < T e l e p h o n e   E l e m e n t T y p e = " C o l u m n "   E l e m e n t I d = " 8 9 5 1 9 9 9 4 3 "   D a t a T y p e = " T e x t " > T e l e p h o n e < / T e l e p h o n e > + 
+         < T r a n s f e r e d S h a r e C a p B a l a n c e   E l e m e n t T y p e = " C o l u m n "   E l e m e n t I d = " 1 3 1 9 4 3 2 8 9 0 "   D a t a T y p e = " D e c i m a l " > T r a n s f e r e d S h a r e C a p B a l a n c e < / T r a n s f e r e d S h a r e C a p B a l a n c e > + 
+         < W e b s i t e   E l e m e n t T y p e = " C o l u m n "   E l e m e n t I d = " 3 1 2 3 2 5 4 0 6 "   D a t a T y p e = " T e x t " > W e b s i t e < / W e b s i t e > + 
+     < / M e m b e r s > + 
+ < / N a v W o r d R e p o r t X m l P a r t > 
 </file>
 
 <file path=customXml/itemProps1.xml><?xml version="1.0" encoding="utf-8"?>
